--- a/process.docx
+++ b/process.docx
@@ -13639,7 +13639,7 @@
           <w:sz w:val="28"/>
         </w:rPr>
         <w:pict w14:anchorId="3552C3FE">
-          <v:rect id="_x0000_i1102" style="width:0;height:1.5pt" o:hralign="center" o:hrstd="t" o:hr="t" fillcolor="#a0a0a0" stroked="f"/>
+          <v:rect id="_x0000_i1066" style="width:0;height:1.5pt" o:hralign="center" o:hrstd="t" o:hr="t" fillcolor="#a0a0a0" stroked="f"/>
         </w:pict>
       </w:r>
     </w:p>
@@ -13812,7 +13812,7 @@
           <w:sz w:val="28"/>
         </w:rPr>
         <w:pict w14:anchorId="4335AE61">
-          <v:rect id="_x0000_i1103" style="width:0;height:1.5pt" o:hralign="center" o:hrstd="t" o:hr="t" fillcolor="#a0a0a0" stroked="f"/>
+          <v:rect id="_x0000_i1067" style="width:0;height:1.5pt" o:hralign="center" o:hrstd="t" o:hr="t" fillcolor="#a0a0a0" stroked="f"/>
         </w:pict>
       </w:r>
     </w:p>
@@ -13944,6 +13944,29 @@
           <w:b/>
           <w:bCs/>
           <w:sz w:val="28"/>
+        </w:rPr>
+        <w:t>https://docs.docker.com/desktop/setup/install/windows-install/</w:t>
+      </w:r>
+    </w:p>
+    <w:p>
+      <w:pPr>
+        <w:numPr>
+          <w:ilvl w:val="0"/>
+          <w:numId w:val="99"/>
+        </w:numPr>
+        <w:rPr>
+          <w:rFonts w:ascii="TH SarabunPSK" w:hAnsi="TH SarabunPSK" w:cs="TH SarabunPSK"/>
+          <w:b/>
+          <w:bCs/>
+          <w:sz w:val="28"/>
+        </w:rPr>
+      </w:pPr>
+      <w:r>
+        <w:rPr>
+          <w:rFonts w:ascii="TH SarabunPSK" w:hAnsi="TH SarabunPSK" w:cs="TH SarabunPSK"/>
+          <w:b/>
+          <w:bCs/>
+          <w:sz w:val="28"/>
           <w:cs/>
         </w:rPr>
         <w:t>เปิดโปรแกรมให้ขึ้น</w:t>
@@ -13974,8 +13997,78 @@
           <w:bCs/>
           <w:sz w:val="28"/>
         </w:rPr>
+        <w:t>2)</w:t>
+      </w:r>
+      <w:r>
+        <w:rPr>
+          <w:rFonts w:ascii="TH SarabunPSK" w:hAnsi="TH SarabunPSK" w:cs="TH SarabunPSK" w:hint="cs"/>
+          <w:b/>
+          <w:bCs/>
+          <w:sz w:val="28"/>
+          <w:cs/>
+        </w:rPr>
+        <w:t xml:space="preserve"> ติดตั้ง </w:t>
+      </w:r>
+      <w:hyperlink r:id="rId5" w:history="1">
+        <w:r>
+          <w:rPr>
+            <w:rStyle w:val="ae"/>
+            <w:rFonts w:ascii="TH SarabunPSK" w:hAnsi="TH SarabunPSK" w:cs="TH SarabunPSK"/>
+            <w:b/>
+            <w:bCs/>
+            <w:sz w:val="28"/>
+          </w:rPr>
+          <w:t>https://ollama.com/download/windows</w:t>
+        </w:r>
+      </w:hyperlink>
+    </w:p>
+    <w:p>
+      <w:pPr>
+        <w:rPr>
+          <w:rFonts w:ascii="TH SarabunPSK" w:hAnsi="TH SarabunPSK" w:cs="TH SarabunPSK" w:hint="cs"/>
+          <w:b/>
+          <w:bCs/>
+          <w:sz w:val="28"/>
+        </w:rPr>
+      </w:pPr>
+      <w:r>
+        <w:rPr>
+          <w:rFonts w:ascii="TH SarabunPSK" w:hAnsi="TH SarabunPSK" w:cs="TH SarabunPSK" w:hint="cs"/>
+          <w:b/>
+          <w:bCs/>
+          <w:sz w:val="28"/>
+          <w:cs/>
+        </w:rPr>
+        <w:t xml:space="preserve">3) ติดตั้ง </w:t>
+      </w:r>
+      <w:r>
+        <w:rPr>
+          <w:rFonts w:ascii="TH SarabunPSK" w:hAnsi="TH SarabunPSK" w:cs="TH SarabunPSK"/>
+          <w:b/>
+          <w:bCs/>
+          <w:sz w:val="28"/>
+        </w:rPr>
+        <w:t>node</w:t>
+      </w:r>
+    </w:p>
+    <w:p>
+      <w:pPr>
+        <w:rPr>
+          <w:rFonts w:ascii="TH SarabunPSK" w:hAnsi="TH SarabunPSK" w:cs="TH SarabunPSK"/>
+          <w:b/>
+          <w:bCs/>
+          <w:sz w:val="28"/>
+        </w:rPr>
+      </w:pPr>
+      <w:r>
+        <w:rPr>
+          <w:rFonts w:ascii="TH SarabunPSK" w:hAnsi="TH SarabunPSK" w:cs="TH SarabunPSK"/>
+          <w:b/>
+          <w:bCs/>
+          <w:sz w:val="28"/>
+        </w:rPr>
         <w:pict w14:anchorId="7D6FA789">
-          <v:rect id="_x0000_i1104" style="width:0;height:1.5pt" o:hralign="center" o:hrstd="t" o:hr="t" fillcolor="#a0a0a0" stroked="f"/>
+          <v:rect id="_x0000_i1068" style="width:0;height:1.5pt" o:hralign="center" o:hrstd="t" o:hr="t" fillcolor="#a0a0a0" stroked="f"/>
         </w:pict>
       </w:r>
     </w:p>
@@ -14024,26 +14117,175 @@
           <w:bCs/>
           <w:sz w:val="28"/>
         </w:rPr>
-        <w:t xml:space="preserve">git clone &lt;repo </w:t>
-      </w:r>
-      <w:r>
-        <w:rPr>
-          <w:rFonts w:ascii="TH SarabunPSK" w:hAnsi="TH SarabunPSK" w:cs="TH SarabunPSK"/>
-          <w:b/>
-          <w:bCs/>
-          <w:sz w:val="28"/>
-          <w:cs/>
-        </w:rPr>
-        <w:t>ของนาย</w:t>
-      </w:r>
-      <w:r>
-        <w:rPr>
-          <w:rFonts w:ascii="TH SarabunPSK" w:hAnsi="TH SarabunPSK" w:cs="TH SarabunPSK"/>
-          <w:b/>
-          <w:bCs/>
-          <w:sz w:val="28"/>
-        </w:rPr>
-        <w:t>&gt;</w:t>
+        <w:lastRenderedPageBreak/>
+        <w:t xml:space="preserve">git clone </w:t>
+      </w:r>
+      <w:hyperlink r:id="rId6" w:history="1">
+        <w:r>
+          <w:rPr>
+            <w:rStyle w:val="ae"/>
+            <w:rFonts w:ascii="TH SarabunPSK" w:hAnsi="TH SarabunPSK" w:cs="TH SarabunPSK"/>
+            <w:b/>
+            <w:bCs/>
+            <w:sz w:val="28"/>
+          </w:rPr>
+          <w:t>https://github.com/Ratchakrit20/Course-Recommendation-Chatbot.git</w:t>
+        </w:r>
+      </w:hyperlink>
+    </w:p>
+    <w:p>
+      <w:pPr>
+        <w:rPr>
+          <w:rFonts w:ascii="TH SarabunPSK" w:hAnsi="TH SarabunPSK" w:cs="TH SarabunPSK"/>
+          <w:b/>
+          <w:bCs/>
+          <w:sz w:val="28"/>
+        </w:rPr>
+      </w:pPr>
+      <w:r>
+        <w:rPr>
+          <w:rFonts w:ascii="TH SarabunPSK" w:hAnsi="TH SarabunPSK" w:cs="TH SarabunPSK"/>
+          <w:b/>
+          <w:bCs/>
+          <w:sz w:val="28"/>
+        </w:rPr>
+        <w:t xml:space="preserve">cd </w:t>
+      </w:r>
+      <w:r>
+        <w:rPr>
+          <w:rFonts w:ascii="TH SarabunPSK" w:hAnsi="TH SarabunPSK" w:cs="TH SarabunPSK"/>
+          <w:b/>
+          <w:bCs/>
+          <w:sz w:val="28"/>
+        </w:rPr>
+        <w:t>Course-Recommendation-Chatbot</w:t>
+      </w:r>
+      <w:r>
+        <w:rPr>
+          <w:rFonts w:ascii="TH SarabunPSK" w:hAnsi="TH SarabunPSK" w:cs="TH SarabunPSK"/>
+          <w:b/>
+          <w:bCs/>
+          <w:sz w:val="28"/>
+        </w:rPr>
+        <w:t>/</w:t>
+      </w:r>
+      <w:r>
+        <w:rPr>
+          <w:rFonts w:ascii="TH SarabunPSK" w:hAnsi="TH SarabunPSK" w:cs="TH SarabunPSK"/>
+          <w:b/>
+          <w:bCs/>
+          <w:sz w:val="28"/>
+        </w:rPr>
+        <w:t>course-chatbot</w:t>
+      </w:r>
+    </w:p>
+    <w:p>
+      <w:pPr>
+        <w:rPr>
+          <w:rFonts w:ascii="TH SarabunPSK" w:hAnsi="TH SarabunPSK" w:cs="TH SarabunPSK"/>
+          <w:b/>
+          <w:bCs/>
+          <w:sz w:val="28"/>
+        </w:rPr>
+      </w:pPr>
+      <w:proofErr w:type="gramStart"/>
+      <w:r>
+        <w:rPr>
+          <w:rFonts w:ascii="TH SarabunPSK" w:hAnsi="TH SarabunPSK" w:cs="TH SarabunPSK"/>
+          <w:b/>
+          <w:bCs/>
+          <w:sz w:val="28"/>
+        </w:rPr>
+        <w:t>code .</w:t>
+      </w:r>
+      <w:proofErr w:type="gramEnd"/>
+    </w:p>
+    <w:p>
+      <w:pPr>
+        <w:rPr>
+          <w:rFonts w:ascii="TH SarabunPSK" w:hAnsi="TH SarabunPSK" w:cs="TH SarabunPSK"/>
+          <w:b/>
+          <w:bCs/>
+          <w:sz w:val="28"/>
+        </w:rPr>
+      </w:pPr>
+      <w:proofErr w:type="spellStart"/>
+      <w:r>
+        <w:rPr>
+          <w:rFonts w:ascii="TH SarabunPSK" w:hAnsi="TH SarabunPSK" w:cs="TH SarabunPSK"/>
+          <w:b/>
+          <w:bCs/>
+          <w:sz w:val="28"/>
+        </w:rPr>
+        <w:t>ollama</w:t>
+      </w:r>
+      <w:proofErr w:type="spellEnd"/>
+      <w:r>
+        <w:rPr>
+          <w:rFonts w:ascii="TH SarabunPSK" w:hAnsi="TH SarabunPSK" w:cs="TH SarabunPSK"/>
+          <w:b/>
+          <w:bCs/>
+          <w:sz w:val="28"/>
+        </w:rPr>
+        <w:t xml:space="preserve"> serve</w:t>
+      </w:r>
+      <w:r>
+        <w:rPr>
+          <w:rFonts w:ascii="TH SarabunPSK" w:hAnsi="TH SarabunPSK" w:cs="TH SarabunPSK"/>
+          <w:b/>
+          <w:bCs/>
+          <w:sz w:val="28"/>
+        </w:rPr>
+        <w:br/>
+      </w:r>
+      <w:proofErr w:type="spellStart"/>
+      <w:r>
+        <w:rPr>
+          <w:rFonts w:ascii="TH SarabunPSK" w:hAnsi="TH SarabunPSK" w:cs="TH SarabunPSK"/>
+          <w:b/>
+          <w:bCs/>
+          <w:sz w:val="28"/>
+        </w:rPr>
+        <w:t>ollama</w:t>
+      </w:r>
+      <w:proofErr w:type="spellEnd"/>
+      <w:r>
+        <w:rPr>
+          <w:rFonts w:ascii="TH SarabunPSK" w:hAnsi="TH SarabunPSK" w:cs="TH SarabunPSK"/>
+          <w:b/>
+          <w:bCs/>
+          <w:sz w:val="28"/>
+        </w:rPr>
+        <w:t xml:space="preserve"> pull qwen2.5:7b</w:t>
+      </w:r>
+      <w:r>
+        <w:rPr>
+          <w:rFonts w:ascii="TH SarabunPSK" w:hAnsi="TH SarabunPSK" w:cs="TH SarabunPSK"/>
+          <w:b/>
+          <w:bCs/>
+          <w:sz w:val="28"/>
+        </w:rPr>
+        <w:br/>
+      </w:r>
+      <w:proofErr w:type="spellStart"/>
+      <w:r>
+        <w:rPr>
+          <w:rFonts w:ascii="TH SarabunPSK" w:hAnsi="TH SarabunPSK" w:cs="TH SarabunPSK"/>
+          <w:b/>
+          <w:bCs/>
+          <w:sz w:val="28"/>
+        </w:rPr>
+        <w:t>ollama</w:t>
+      </w:r>
+      <w:proofErr w:type="spellEnd"/>
+      <w:r>
+        <w:rPr>
+          <w:rFonts w:ascii="TH SarabunPSK" w:hAnsi="TH SarabunPSK" w:cs="TH SarabunPSK"/>
+          <w:b/>
+          <w:bCs/>
+          <w:sz w:val="28"/>
+        </w:rPr>
+        <w:t xml:space="preserve"> pull nomic-embed-text-v2-moe</w:t>
       </w:r>
       <w:r>
         <w:rPr>
@@ -14062,8 +14304,18 @@
           <w:bCs/>
           <w:sz w:val="28"/>
         </w:rPr>
-        <w:t>course-chatbot/server-ai</w:t>
-      </w:r>
+        <w:t>server-ai</w:t>
+      </w:r>
+    </w:p>
+    <w:p>
+      <w:pPr>
+        <w:rPr>
+          <w:rFonts w:ascii="TH SarabunPSK" w:hAnsi="TH SarabunPSK" w:cs="TH SarabunPSK" w:hint="cs"/>
+          <w:b/>
+          <w:bCs/>
+          <w:sz w:val="28"/>
+        </w:rPr>
+      </w:pPr>
     </w:p>
     <w:p>
       <w:pPr>
@@ -14082,7 +14334,7 @@
           <w:sz w:val="28"/>
         </w:rPr>
         <w:pict w14:anchorId="3F7B2CFA">
-          <v:rect id="_x0000_i1105" style="width:0;height:1.5pt" o:hralign="center" o:hrstd="t" o:hr="t" fillcolor="#a0a0a0" stroked="f"/>
+          <v:rect id="_x0000_i1069" style="width:0;height:1.5pt" o:hralign="center" o:hrstd="t" o:hr="t" fillcolor="#a0a0a0" stroked="f"/>
         </w:pict>
       </w:r>
     </w:p>
@@ -14102,7 +14354,6 @@
           <w:bCs/>
           <w:sz w:val="28"/>
         </w:rPr>
-        <w:lastRenderedPageBreak/>
         <w:t xml:space="preserve">3) </w:t>
       </w:r>
       <w:r>
@@ -14152,7 +14403,7 @@
           <w:sz w:val="28"/>
         </w:rPr>
         <w:pict w14:anchorId="7379568C">
-          <v:rect id="_x0000_i1106" style="width:0;height:1.5pt" o:hralign="center" o:hrstd="t" o:hr="t" fillcolor="#a0a0a0" stroked="f"/>
+          <v:rect id="_x0000_i1070" style="width:0;height:1.5pt" o:hralign="center" o:hrstd="t" o:hr="t" fillcolor="#a0a0a0" stroked="f"/>
         </w:pict>
       </w:r>
     </w:p>
@@ -14201,7 +14452,85 @@
           <w:bCs/>
           <w:sz w:val="28"/>
         </w:rPr>
-        <w:t>Cd course-chatbot/web</w:t>
+        <w:t>Cd web</w:t>
+      </w:r>
+    </w:p>
+    <w:p>
+      <w:pPr>
+        <w:rPr>
+          <w:rFonts w:ascii="TH SarabunPSK" w:hAnsi="TH SarabunPSK" w:cs="TH SarabunPSK"/>
+          <w:b/>
+          <w:bCs/>
+          <w:sz w:val="28"/>
+        </w:rPr>
+      </w:pPr>
+      <w:r>
+        <w:rPr>
+          <w:rFonts w:ascii="TH SarabunPSK" w:hAnsi="TH SarabunPSK" w:cs="TH SarabunPSK" w:hint="cs"/>
+          <w:b/>
+          <w:bCs/>
+          <w:sz w:val="28"/>
+          <w:cs/>
+        </w:rPr>
+        <w:t xml:space="preserve">สร้างไฟล์ </w:t>
+      </w:r>
+      <w:r>
+        <w:rPr>
+          <w:rFonts w:ascii="TH SarabunPSK" w:hAnsi="TH SarabunPSK" w:cs="TH SarabunPSK"/>
+          <w:b/>
+          <w:bCs/>
+          <w:sz w:val="28"/>
+        </w:rPr>
+        <w:t xml:space="preserve">.env </w:t>
+      </w:r>
+      <w:r>
+        <w:rPr>
+          <w:rFonts w:ascii="TH SarabunPSK" w:hAnsi="TH SarabunPSK" w:cs="TH SarabunPSK" w:hint="cs"/>
+          <w:b/>
+          <w:bCs/>
+          <w:sz w:val="28"/>
+          <w:cs/>
+        </w:rPr>
+        <w:t xml:space="preserve">ในนั้นใส่ </w:t>
+      </w:r>
+      <w:r>
+        <w:rPr>
+          <w:rFonts w:ascii="TH SarabunPSK" w:hAnsi="TH SarabunPSK" w:cs="TH SarabunPSK"/>
+          <w:b/>
+          <w:bCs/>
+          <w:sz w:val="28"/>
+        </w:rPr>
+        <w:t>VITE_API_BASE_URL=http://localhost:8000</w:t>
+      </w:r>
+    </w:p>
+    <w:p>
+      <w:pPr>
+        <w:rPr>
+          <w:rFonts w:ascii="TH SarabunPSK" w:hAnsi="TH SarabunPSK" w:cs="TH SarabunPSK"/>
+          <w:b/>
+          <w:bCs/>
+          <w:sz w:val="28"/>
+        </w:rPr>
+      </w:pPr>
+      <w:proofErr w:type="spellStart"/>
+      <w:r>
+        <w:rPr>
+          <w:rFonts w:ascii="TH SarabunPSK" w:hAnsi="TH SarabunPSK" w:cs="TH SarabunPSK"/>
+          <w:b/>
+          <w:bCs/>
+          <w:sz w:val="28"/>
+        </w:rPr>
+        <w:t>npm</w:t>
+      </w:r>
+      <w:proofErr w:type="spellEnd"/>
+      <w:r>
+        <w:rPr>
+          <w:rFonts w:ascii="TH SarabunPSK" w:hAnsi="TH SarabunPSK" w:cs="TH SarabunPSK"/>
+          <w:b/>
+          <w:bCs/>
+          <w:sz w:val="28"/>
+        </w:rPr>
+        <w:t xml:space="preserve"> install</w:t>
       </w:r>
       <w:r>
         <w:rPr>
@@ -14269,7 +14598,7 @@
           <w:sz w:val="28"/>
         </w:rPr>
         <w:pict w14:anchorId="10FA3000">
-          <v:rect id="_x0000_i1107" style="width:0;height:1.5pt" o:hralign="center" o:hrstd="t" o:hr="t" fillcolor="#a0a0a0" stroked="f"/>
+          <v:rect id="_x0000_i1071" style="width:0;height:1.5pt" o:hralign="center" o:hrstd="t" o:hr="t" fillcolor="#a0a0a0" stroked="f"/>
         </w:pict>
       </w:r>
     </w:p>
@@ -14445,7 +14774,7 @@
     <w:p>
       <w:pPr>
         <w:rPr>
-          <w:rFonts w:ascii="TH SarabunPSK" w:hAnsi="TH SarabunPSK" w:cs="TH SarabunPSK" w:hint="cs"/>
+          <w:rFonts w:ascii="TH SarabunPSK" w:hAnsi="TH SarabunPSK" w:cs="TH SarabunPSK"/>
           <w:b/>
           <w:bCs/>
           <w:sz w:val="28"/>
@@ -29780,6 +30109,7 @@
   <w:style w:type="paragraph" w:default="1" w:styleId="a">
     <w:name w:val="Normal"/>
     <w:qFormat/>
+    <w:rsid w:val="0005062C"/>
   </w:style>
   <w:style w:type="paragraph" w:styleId="1">
     <w:name w:val="heading 1"/>
